--- a/ClaudeComBook/DocTemplates/testament_registration.docx
+++ b/ClaudeComBook/DocTemplates/testament_registration.docx
@@ -1,6 +1,6 @@
 
 <file path=word/document.xml><?xml version="1.0" encoding="utf-8"?>
-<w:document xmlns:wpc="http://schemas.microsoft.com/office/word/2010/wordprocessingCanvas" xmlns:cx="http://schemas.microsoft.com/office/drawing/2014/chartex" xmlns:cx1="http://schemas.microsoft.com/office/drawing/2015/9/8/chartex" xmlns:cx2="http://schemas.microsoft.com/office/drawing/2015/10/21/chartex" xmlns:cx3="http://schemas.microsoft.com/office/drawing/2016/5/9/chartex" xmlns:cx4="http://schemas.microsoft.com/office/drawing/2016/5/10/chartex" xmlns:cx5="http://schemas.microsoft.com/office/drawing/2016/5/11/chartex" xmlns:cx6="http://schemas.microsoft.com/office/drawing/2016/5/12/chartex" xmlns:cx7="http://schemas.microsoft.com/office/drawing/2016/5/13/chartex" xmlns:cx8="http://schemas.microsoft.com/office/drawing/2016/5/14/chartex" xmlns:mc="http://schemas.openxmlformats.org/markup-compatibility/2006" xmlns:aink="http://schemas.microsoft.com/office/drawing/2016/ink" xmlns:am3d="http://schemas.microsoft.com/office/drawing/2017/model3d" xmlns:o="urn:schemas-microsoft-com:office:office" xmlns:oel="http://schemas.microsoft.com/office/2019/extlst" xmlns:r="http://schemas.openxmlformats.org/officeDocument/2006/relationships" xmlns:m="http://schemas.openxmlformats.org/officeDocument/2006/math" xmlns:v="urn:schemas-microsoft-com:vml" xmlns:wp14="http://schemas.microsoft.com/office/word/2010/wordprocessingDrawing" xmlns:wp="http://schemas.openxmlformats.org/drawingml/2006/wordprocessingDrawing" xmlns:w10="urn:schemas-microsoft-com:office:word" xmlns:w="http://schemas.openxmlformats.org/wordprocessingml/2006/main" xmlns:w14="http://schemas.microsoft.com/office/word/2010/wordml" xmlns:w15="http://schemas.microsoft.com/office/word/2012/wordml" xmlns:w16cei="http://schemas.microsoft.com/office/word/2026/wordml/cei" xmlns:w16cex="http://schemas.microsoft.com/office/word/2018/wordml/cex" xmlns:w16cid="http://schemas.microsoft.com/office/word/2016/wordml/cid" xmlns:w16="http://schemas.microsoft.com/office/word/2018/wordml" xmlns:w16du="http://schemas.microsoft.com/office/word/2023/wordml/word16du" xmlns:w16sdtdh="http://schemas.microsoft.com/office/word/2020/wordml/sdtdatahash" xmlns:w16sdtfl="http://schemas.microsoft.com/office/word/2024/wordml/sdtformatlock" xmlns:w16se="http://schemas.microsoft.com/office/word/2015/wordml/symex" xmlns:wpg="http://schemas.microsoft.com/office/word/2010/wordprocessingGroup" xmlns:wpi="http://schemas.microsoft.com/office/word/2010/wordprocessingInk" xmlns:wne="http://schemas.microsoft.com/office/word/2006/wordml" xmlns:wps="http://schemas.microsoft.com/office/word/2010/wordprocessingShape" mc:Ignorable="w14 w15 w16se w16cid w16 w16cex w16sdtdh w16sdtfl w16du wp14">
+<w:document xmlns:wpc="http://schemas.microsoft.com/office/word/2010/wordprocessingCanvas" xmlns:cx="http://schemas.microsoft.com/office/drawing/2014/chartex" xmlns:cx1="http://schemas.microsoft.com/office/drawing/2015/9/8/chartex" xmlns:mc="http://schemas.openxmlformats.org/markup-compatibility/2006" xmlns:o="urn:schemas-microsoft-com:office:office" xmlns:r="http://schemas.openxmlformats.org/officeDocument/2006/relationships" xmlns:m="http://schemas.openxmlformats.org/officeDocument/2006/math" xmlns:v="urn:schemas-microsoft-com:vml" xmlns:wp14="http://schemas.microsoft.com/office/word/2010/wordprocessingDrawing" xmlns:wp="http://schemas.openxmlformats.org/drawingml/2006/wordprocessingDrawing" xmlns:w10="urn:schemas-microsoft-com:office:word" xmlns:w="http://schemas.openxmlformats.org/wordprocessingml/2006/main" xmlns:w14="http://schemas.microsoft.com/office/word/2010/wordml" xmlns:w15="http://schemas.microsoft.com/office/word/2012/wordml" xmlns:w16se="http://schemas.microsoft.com/office/word/2015/wordml/symex" xmlns:wpg="http://schemas.microsoft.com/office/word/2010/wordprocessingGroup" xmlns:wpi="http://schemas.microsoft.com/office/word/2010/wordprocessingInk" xmlns:wne="http://schemas.microsoft.com/office/word/2006/wordml" xmlns:wps="http://schemas.microsoft.com/office/word/2010/wordprocessingShape" mc:Ignorable="w14 w15 w16se wp14">
   <w:body>
     <w:p>
       <w:pPr>
@@ -363,7 +363,7 @@
                     </wp:anchor>
                   </w:drawing>
                 </mc:Choice>
-                <mc:Fallback>
+                <mc:Fallback xmlns:w16sdtfl="http://schemas.microsoft.com/office/word/2024/wordml/sdtformatlock" xmlns:w16sdtdh="http://schemas.microsoft.com/office/word/2020/wordml/sdtdatahash" xmlns:w16du="http://schemas.microsoft.com/office/word/2023/wordml/word16du" xmlns:w16="http://schemas.microsoft.com/office/word/2018/wordml" xmlns:w16cid="http://schemas.microsoft.com/office/word/2016/wordml/cid" xmlns:w16cex="http://schemas.microsoft.com/office/word/2018/wordml/cex" xmlns:oel="http://schemas.microsoft.com/office/2019/extlst" xmlns:am3d="http://schemas.microsoft.com/office/drawing/2017/model3d" xmlns:aink="http://schemas.microsoft.com/office/drawing/2016/ink" xmlns:cx8="http://schemas.microsoft.com/office/drawing/2016/5/14/chartex" xmlns:cx7="http://schemas.microsoft.com/office/drawing/2016/5/13/chartex" xmlns:cx6="http://schemas.microsoft.com/office/drawing/2016/5/12/chartex" xmlns:cx5="http://schemas.microsoft.com/office/drawing/2016/5/11/chartex" xmlns:cx4="http://schemas.microsoft.com/office/drawing/2016/5/10/chartex" xmlns:cx3="http://schemas.microsoft.com/office/drawing/2016/5/9/chartex" xmlns:cx2="http://schemas.microsoft.com/office/drawing/2015/10/21/chartex">
                   <w:pict>
                     <v:shapetype w14:anchorId="3508DAF7" id="_x0000_t202" coordsize="21600,21600" o:spt="202" path="m,l,21600r21600,l21600,xe">
                       <v:stroke joinstyle="miter"/>
@@ -389,19 +389,8 @@
                                 <w:sz w:val="18"/>
                                 <w:szCs w:val="18"/>
                               </w:rPr>
-                              <w:t>Відомості про заповідача/</w:t>
+                              <w:t>Відомості про заповідача/відчужувача</w:t>
                             </w:r>
-                            <w:proofErr w:type="spellStart"/>
-                            <w:r>
-                              <w:rPr>
-                                <w:rFonts w:ascii="Times New Roman" w:hAnsi="Times New Roman"/>
-                                <w:bCs/>
-                                <w:sz w:val="18"/>
-                                <w:szCs w:val="18"/>
-                              </w:rPr>
-                              <w:t>відчужувача</w:t>
-                            </w:r>
-                            <w:proofErr w:type="spellEnd"/>
                           </w:p>
                         </w:txbxContent>
                       </v:textbox>
@@ -2167,7 +2156,7 @@
                 <w:sz w:val="20"/>
                 <w:lang w:val="en-US"/>
               </w:rPr>
-              <w:t>p-p-i-1</w:t>
+              <w:t>p-1</w:t>
             </w:r>
           </w:p>
         </w:tc>
@@ -2199,7 +2188,7 @@
                 <w:sz w:val="20"/>
                 <w:lang w:val="en-US"/>
               </w:rPr>
-              <w:t>p-p-i-2</w:t>
+              <w:t>p-2</w:t>
             </w:r>
           </w:p>
         </w:tc>
@@ -2230,7 +2219,7 @@
                 <w:sz w:val="20"/>
                 <w:lang w:val="en-US"/>
               </w:rPr>
-              <w:t>p-p-i-3</w:t>
+              <w:t>p-3</w:t>
             </w:r>
           </w:p>
         </w:tc>
@@ -2261,7 +2250,7 @@
                 <w:sz w:val="20"/>
                 <w:lang w:val="en-US"/>
               </w:rPr>
-              <w:t>p-p-i-4</w:t>
+              <w:t>p-4</w:t>
             </w:r>
           </w:p>
         </w:tc>
@@ -2292,7 +2281,7 @@
                 <w:sz w:val="20"/>
                 <w:lang w:val="en-US"/>
               </w:rPr>
-              <w:t>p-p-i-5</w:t>
+              <w:t>p-5</w:t>
             </w:r>
           </w:p>
         </w:tc>
@@ -2324,7 +2313,25 @@
                 <w:sz w:val="20"/>
                 <w:lang w:val="en-US"/>
               </w:rPr>
-              <w:t>user_region</w:t>
+              <w:t>r</w:t>
+            </w:r>
+            <w:r>
+              <w:rPr>
+                <w:rFonts w:ascii="Times New Roman" w:hAnsi="Times New Roman"/>
+                <w:b/>
+                <w:sz w:val="20"/>
+                <w:lang w:val="en-US"/>
+              </w:rPr>
+              <w:t>u</w:t>
+            </w:r>
+            <w:r>
+              <w:rPr>
+                <w:rFonts w:ascii="Times New Roman" w:hAnsi="Times New Roman"/>
+                <w:b/>
+                <w:sz w:val="20"/>
+                <w:lang w:val="en-US"/>
+              </w:rPr>
+              <w:t>egion</w:t>
             </w:r>
             <w:proofErr w:type="spellEnd"/>
           </w:p>
@@ -2357,7 +2364,25 @@
                 <w:sz w:val="20"/>
                 <w:lang w:val="en-US"/>
               </w:rPr>
-              <w:t>user_district</w:t>
+              <w:t>d</w:t>
+            </w:r>
+            <w:r>
+              <w:rPr>
+                <w:rFonts w:ascii="Times New Roman" w:hAnsi="Times New Roman"/>
+                <w:b/>
+                <w:sz w:val="20"/>
+                <w:lang w:val="en-US"/>
+              </w:rPr>
+              <w:t>u</w:t>
+            </w:r>
+            <w:r>
+              <w:rPr>
+                <w:rFonts w:ascii="Times New Roman" w:hAnsi="Times New Roman"/>
+                <w:b/>
+                <w:sz w:val="20"/>
+                <w:lang w:val="en-US"/>
+              </w:rPr>
+              <w:t>istrict</w:t>
             </w:r>
             <w:proofErr w:type="spellEnd"/>
           </w:p>
@@ -2577,16 +2602,7 @@
                 <w:sz w:val="20"/>
                 <w:lang w:val="en-US"/>
               </w:rPr>
-              <w:t>v</w:t>
-            </w:r>
-            <w:r>
-              <w:rPr>
-                <w:rFonts w:ascii="Times New Roman" w:hAnsi="Times New Roman"/>
-                <w:b/>
-                <w:sz w:val="20"/>
-                <w:lang w:val="en-US"/>
-              </w:rPr>
-              <w:t>illage</w:t>
+              <w:t>Village</w:t>
             </w:r>
           </w:p>
         </w:tc>
@@ -2618,16 +2634,7 @@
                 <w:sz w:val="20"/>
                 <w:lang w:val="en-US"/>
               </w:rPr>
-              <w:t>s</w:t>
-            </w:r>
-            <w:r>
-              <w:rPr>
-                <w:rFonts w:ascii="Times New Roman" w:hAnsi="Times New Roman"/>
-                <w:b/>
-                <w:sz w:val="20"/>
-                <w:lang w:val="en-US"/>
-              </w:rPr>
-              <w:t>treet</w:t>
+              <w:t>Street</w:t>
             </w:r>
           </w:p>
         </w:tc>
@@ -2910,7 +2917,7 @@
                     </wp:anchor>
                   </w:drawing>
                 </mc:Choice>
-                <mc:Fallback>
+                <mc:Fallback xmlns:w16sdtfl="http://schemas.microsoft.com/office/word/2024/wordml/sdtformatlock" xmlns:w16sdtdh="http://schemas.microsoft.com/office/word/2020/wordml/sdtdatahash" xmlns:w16du="http://schemas.microsoft.com/office/word/2023/wordml/word16du" xmlns:w16="http://schemas.microsoft.com/office/word/2018/wordml" xmlns:w16cid="http://schemas.microsoft.com/office/word/2016/wordml/cid" xmlns:w16cex="http://schemas.microsoft.com/office/word/2018/wordml/cex" xmlns:oel="http://schemas.microsoft.com/office/2019/extlst" xmlns:am3d="http://schemas.microsoft.com/office/drawing/2017/model3d" xmlns:aink="http://schemas.microsoft.com/office/drawing/2016/ink" xmlns:cx8="http://schemas.microsoft.com/office/drawing/2016/5/14/chartex" xmlns:cx7="http://schemas.microsoft.com/office/drawing/2016/5/13/chartex" xmlns:cx6="http://schemas.microsoft.com/office/drawing/2016/5/12/chartex" xmlns:cx5="http://schemas.microsoft.com/office/drawing/2016/5/11/chartex" xmlns:cx4="http://schemas.microsoft.com/office/drawing/2016/5/10/chartex" xmlns:cx3="http://schemas.microsoft.com/office/drawing/2016/5/9/chartex" xmlns:cx2="http://schemas.microsoft.com/office/drawing/2015/10/21/chartex">
                   <w:pict>
                     <v:shape w14:anchorId="36CD9BE2" id="Text Box 3" o:spid="_x0000_s1027" type="#_x0000_t202" style="position:absolute;margin-left:-45pt;margin-top:23.5pt;width:38.8pt;height:131.85pt;z-index:251658240;visibility:visible;mso-wrap-style:square;mso-width-percent:0;mso-height-percent:0;mso-wrap-distance-left:9pt;mso-wrap-distance-top:0;mso-wrap-distance-right:9pt;mso-wrap-distance-bottom:0;mso-position-horizontal:absolute;mso-position-horizontal-relative:text;mso-position-vertical:absolute;mso-position-vertical-relative:text;mso-width-percent:0;mso-height-percent:0;mso-width-relative:page;mso-height-relative:page;v-text-anchor:top" o:gfxdata="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" stroked="f">
                       <v:textbox style="layout-flow:vertical;mso-layout-flow-alt:bottom-to-top">
@@ -2932,19 +2939,8 @@
                                 <w:sz w:val="18"/>
                                 <w:szCs w:val="18"/>
                               </w:rPr>
-                              <w:t>Відомості про заповідача/</w:t>
+                              <w:t>Відомості про заповідача/відчужувача</w:t>
                             </w:r>
-                            <w:proofErr w:type="spellStart"/>
-                            <w:r>
-                              <w:rPr>
-                                <w:rFonts w:ascii="Times New Roman" w:hAnsi="Times New Roman"/>
-                                <w:bCs/>
-                                <w:sz w:val="18"/>
-                                <w:szCs w:val="18"/>
-                              </w:rPr>
-                              <w:t>відчужувача</w:t>
-                            </w:r>
-                            <w:proofErr w:type="spellEnd"/>
                           </w:p>
                         </w:txbxContent>
                       </v:textbox>
@@ -5051,7 +5047,7 @@
               </wp:anchor>
             </w:drawing>
           </mc:Choice>
-          <mc:Fallback>
+          <mc:Fallback xmlns:w16sdtfl="http://schemas.microsoft.com/office/word/2024/wordml/sdtformatlock" xmlns:w16sdtdh="http://schemas.microsoft.com/office/word/2020/wordml/sdtdatahash" xmlns:w16du="http://schemas.microsoft.com/office/word/2023/wordml/word16du" xmlns:w16="http://schemas.microsoft.com/office/word/2018/wordml" xmlns:w16cid="http://schemas.microsoft.com/office/word/2016/wordml/cid" xmlns:w16cex="http://schemas.microsoft.com/office/word/2018/wordml/cex" xmlns:oel="http://schemas.microsoft.com/office/2019/extlst" xmlns:am3d="http://schemas.microsoft.com/office/drawing/2017/model3d" xmlns:aink="http://schemas.microsoft.com/office/drawing/2016/ink" xmlns:cx8="http://schemas.microsoft.com/office/drawing/2016/5/14/chartex" xmlns:cx7="http://schemas.microsoft.com/office/drawing/2016/5/13/chartex" xmlns:cx6="http://schemas.microsoft.com/office/drawing/2016/5/12/chartex" xmlns:cx5="http://schemas.microsoft.com/office/drawing/2016/5/11/chartex" xmlns:cx4="http://schemas.microsoft.com/office/drawing/2016/5/10/chartex" xmlns:cx3="http://schemas.microsoft.com/office/drawing/2016/5/9/chartex" xmlns:cx2="http://schemas.microsoft.com/office/drawing/2015/10/21/chartex">
             <w:pict>
               <v:shape w14:anchorId="612E68DC" id="Text Box 4" o:spid="_x0000_s1028" type="#_x0000_t202" style="position:absolute;left:0;text-align:left;margin-left:-54pt;margin-top:5.05pt;width:45pt;height:199.75pt;z-index:251659264;visibility:visible;mso-wrap-style:square;mso-width-percent:0;mso-height-percent:0;mso-wrap-distance-left:9pt;mso-wrap-distance-top:0;mso-wrap-distance-right:9pt;mso-wrap-distance-bottom:0;mso-position-horizontal:absolute;mso-position-horizontal-relative:text;mso-position-vertical:absolute;mso-position-vertical-relative:text;mso-width-percent:0;mso-height-percent:0;mso-width-relative:page;mso-height-relative:page;v-text-anchor:top" o:gfxdata="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" stroked="f">
                 <v:textbox style="layout-flow:vertical;mso-layout-flow-alt:bottom-to-top">
@@ -6579,7 +6575,7 @@
                     </wp:anchor>
                   </w:drawing>
                 </mc:Choice>
-                <mc:Fallback>
+                <mc:Fallback xmlns:w16sdtfl="http://schemas.microsoft.com/office/word/2024/wordml/sdtformatlock" xmlns:w16sdtdh="http://schemas.microsoft.com/office/word/2020/wordml/sdtdatahash" xmlns:w16du="http://schemas.microsoft.com/office/word/2023/wordml/word16du" xmlns:w16="http://schemas.microsoft.com/office/word/2018/wordml" xmlns:w16cid="http://schemas.microsoft.com/office/word/2016/wordml/cid" xmlns:w16cex="http://schemas.microsoft.com/office/word/2018/wordml/cex" xmlns:oel="http://schemas.microsoft.com/office/2019/extlst" xmlns:am3d="http://schemas.microsoft.com/office/drawing/2017/model3d" xmlns:aink="http://schemas.microsoft.com/office/drawing/2016/ink" xmlns:cx8="http://schemas.microsoft.com/office/drawing/2016/5/14/chartex" xmlns:cx7="http://schemas.microsoft.com/office/drawing/2016/5/13/chartex" xmlns:cx6="http://schemas.microsoft.com/office/drawing/2016/5/12/chartex" xmlns:cx5="http://schemas.microsoft.com/office/drawing/2016/5/11/chartex" xmlns:cx4="http://schemas.microsoft.com/office/drawing/2016/5/10/chartex" xmlns:cx3="http://schemas.microsoft.com/office/drawing/2016/5/9/chartex" xmlns:cx2="http://schemas.microsoft.com/office/drawing/2015/10/21/chartex">
                   <w:pict>
                     <v:shape w14:anchorId="73D2740E" id="Text Box 5" o:spid="_x0000_s1029" type="#_x0000_t202" style="position:absolute;left:0;text-align:left;margin-left:-49.9pt;margin-top:.1pt;width:33.65pt;height:283.5pt;z-index:251657216;visibility:visible;mso-wrap-style:square;mso-width-percent:0;mso-height-percent:0;mso-wrap-distance-left:9pt;mso-wrap-distance-top:0;mso-wrap-distance-right:9pt;mso-wrap-distance-bottom:0;mso-position-horizontal:absolute;mso-position-horizontal-relative:text;mso-position-vertical:absolute;mso-position-vertical-relative:text;mso-width-percent:0;mso-height-percent:0;mso-width-relative:page;mso-height-relative:page;v-text-anchor:top" o:gfxdata="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" stroked="f">
                       <v:textbox style="layout-flow:vertical;mso-layout-flow-alt:bottom-to-top">
@@ -8679,6 +8675,7 @@
                 <w:lang w:val="en-US"/>
               </w:rPr>
             </w:pPr>
+            <w:proofErr w:type="spellStart"/>
             <w:r>
               <w:rPr>
                 <w:rFonts w:ascii="Times New Roman" w:hAnsi="Times New Roman"/>
@@ -8688,6 +8685,16 @@
               </w:rPr>
               <w:t>reg</w:t>
             </w:r>
+            <w:r>
+              <w:rPr>
+                <w:rFonts w:ascii="Times New Roman" w:hAnsi="Times New Roman"/>
+                <w:b/>
+                <w:sz w:val="20"/>
+                <w:lang w:val="en-US"/>
+              </w:rPr>
+              <w:t>number</w:t>
+            </w:r>
+            <w:proofErr w:type="spellEnd"/>
           </w:p>
         </w:tc>
         <w:tc>
@@ -9197,7 +9204,27 @@
                 <w:sz w:val="20"/>
                 <w:lang w:val="en-US" w:eastAsia="uk-UA"/>
               </w:rPr>
-              <w:t>user_full_name</w:t>
+              <w:t>f</w:t>
+            </w:r>
+            <w:r>
+              <w:rPr>
+                <w:rFonts w:ascii="Times New Roman" w:hAnsi="Times New Roman"/>
+                <w:b/>
+                <w:bCs/>
+                <w:sz w:val="20"/>
+                <w:lang w:val="en-US" w:eastAsia="uk-UA"/>
+              </w:rPr>
+              <w:t>u</w:t>
+            </w:r>
+            <w:r>
+              <w:rPr>
+                <w:rFonts w:ascii="Times New Roman" w:hAnsi="Times New Roman"/>
+                <w:b/>
+                <w:bCs/>
+                <w:sz w:val="20"/>
+                <w:lang w:val="en-US" w:eastAsia="uk-UA"/>
+              </w:rPr>
+              <w:t>ull_name</w:t>
             </w:r>
             <w:proofErr w:type="spellEnd"/>
           </w:p>
@@ -9224,15 +9251,16 @@
                 <w:sz w:val="20"/>
               </w:rPr>
             </w:pPr>
+            <w:proofErr w:type="spellStart"/>
             <w:r>
               <w:rPr>
                 <w:rFonts w:ascii="Times New Roman" w:hAnsi="Times New Roman"/>
                 <w:b/>
                 <w:bCs/>
                 <w:sz w:val="20"/>
-                <w:lang w:eastAsia="uk-UA"/>
-              </w:rPr>
-              <w:t xml:space="preserve">Посада_1 </w:t>
+                <w:lang w:val="en-US" w:eastAsia="uk-UA"/>
+              </w:rPr>
+              <w:t>p</w:t>
             </w:r>
             <w:r>
               <w:rPr>
@@ -9240,20 +9268,63 @@
                 <w:b/>
                 <w:bCs/>
                 <w:sz w:val="20"/>
-                <w:lang w:eastAsia="uk-UA"/>
+                <w:lang w:val="en-US" w:eastAsia="uk-UA"/>
+              </w:rPr>
+              <w:t>uosition</w:t>
+            </w:r>
+            <w:proofErr w:type="spellEnd"/>
+            <w:r>
+              <w:rPr>
+                <w:rFonts w:ascii="Times New Roman" w:hAnsi="Times New Roman"/>
+                <w:b/>
+                <w:bCs/>
+                <w:sz w:val="20"/>
+                <w:lang w:val="en-US" w:eastAsia="uk-UA"/>
               </w:rPr>
               <w:t xml:space="preserve"> </w:t>
             </w:r>
+            <w:proofErr w:type="spellStart"/>
             <w:r>
               <w:rPr>
                 <w:rFonts w:ascii="Times New Roman" w:hAnsi="Times New Roman"/>
                 <w:b/>
                 <w:bCs/>
                 <w:sz w:val="20"/>
-                <w:lang w:eastAsia="uk-UA"/>
-              </w:rPr>
-              <w:t>Орган</w:t>
-            </w:r>
+                <w:lang w:val="en-US" w:eastAsia="uk-UA"/>
+              </w:rPr>
+              <w:t>o</w:t>
+            </w:r>
+            <w:r>
+              <w:rPr>
+                <w:rFonts w:ascii="Times New Roman" w:hAnsi="Times New Roman"/>
+                <w:b/>
+                <w:bCs/>
+                <w:sz w:val="20"/>
+                <w:lang w:val="en-US" w:eastAsia="uk-UA"/>
+              </w:rPr>
+              <w:t>u</w:t>
+            </w:r>
+            <w:r>
+              <w:rPr>
+                <w:rFonts w:ascii="Times New Roman" w:hAnsi="Times New Roman"/>
+                <w:b/>
+                <w:bCs/>
+                <w:sz w:val="20"/>
+                <w:lang w:val="en-US" w:eastAsia="uk-UA"/>
+              </w:rPr>
+              <w:t>rganiz</w:t>
+            </w:r>
+            <w:r>
+              <w:rPr>
+                <w:rFonts w:ascii="Times New Roman" w:hAnsi="Times New Roman"/>
+                <w:b/>
+                <w:bCs/>
+                <w:sz w:val="20"/>
+                <w:lang w:val="en-US" w:eastAsia="uk-UA"/>
+              </w:rPr>
+              <w:t>ation</w:t>
+            </w:r>
+            <w:proofErr w:type="spellEnd"/>
           </w:p>
         </w:tc>
       </w:tr>
@@ -9326,18 +9397,51 @@
               <w:rPr>
                 <w:rFonts w:ascii="Times New Roman" w:hAnsi="Times New Roman"/>
                 <w:sz w:val="20"/>
-              </w:rPr>
-            </w:pPr>
+                <w:lang w:val="en-US"/>
+              </w:rPr>
+            </w:pPr>
+            <w:proofErr w:type="spellStart"/>
             <w:r>
               <w:rPr>
                 <w:rFonts w:ascii="Times New Roman" w:hAnsi="Times New Roman"/>
                 <w:b/>
                 <w:bCs/>
                 <w:sz w:val="20"/>
-                <w:lang w:eastAsia="uk-UA"/>
-              </w:rPr>
-              <w:t>Орган</w:t>
-            </w:r>
+                <w:lang w:val="en-US" w:eastAsia="uk-UA"/>
+              </w:rPr>
+              <w:t>o</w:t>
+            </w:r>
+            <w:r>
+              <w:rPr>
+                <w:rFonts w:ascii="Times New Roman" w:hAnsi="Times New Roman"/>
+                <w:b/>
+                <w:bCs/>
+                <w:sz w:val="20"/>
+                <w:lang w:val="en-US" w:eastAsia="uk-UA"/>
+              </w:rPr>
+              <w:t>u</w:t>
+            </w:r>
+            <w:r>
+              <w:rPr>
+                <w:rFonts w:ascii="Times New Roman" w:hAnsi="Times New Roman"/>
+                <w:b/>
+                <w:bCs/>
+                <w:sz w:val="20"/>
+                <w:lang w:val="en-US" w:eastAsia="uk-UA"/>
+              </w:rPr>
+              <w:t>rganiz</w:t>
+            </w:r>
+            <w:r>
+              <w:rPr>
+                <w:rFonts w:ascii="Times New Roman" w:hAnsi="Times New Roman"/>
+                <w:b/>
+                <w:bCs/>
+                <w:sz w:val="20"/>
+                <w:lang w:val="en-US" w:eastAsia="uk-UA"/>
+              </w:rPr>
+              <w:t>ation</w:t>
+            </w:r>
+            <w:proofErr w:type="spellEnd"/>
           </w:p>
         </w:tc>
       </w:tr>
@@ -10252,8 +10356,8 @@
         <w:gridCol w:w="338"/>
         <w:gridCol w:w="338"/>
         <w:gridCol w:w="2731"/>
-        <w:gridCol w:w="921"/>
-        <w:gridCol w:w="1051"/>
+        <w:gridCol w:w="1226"/>
+        <w:gridCol w:w="746"/>
         <w:gridCol w:w="746"/>
         <w:gridCol w:w="686"/>
       </w:tblGrid>
@@ -10337,7 +10441,25 @@
                 <w:sz w:val="20"/>
                 <w:lang w:val="en-US"/>
               </w:rPr>
-              <w:t>user_full_name</w:t>
+              <w:t>f</w:t>
+            </w:r>
+            <w:r>
+              <w:rPr>
+                <w:rFonts w:ascii="Times New Roman" w:hAnsi="Times New Roman"/>
+                <w:b/>
+                <w:sz w:val="20"/>
+                <w:lang w:val="en-US"/>
+              </w:rPr>
+              <w:t>u</w:t>
+            </w:r>
+            <w:r>
+              <w:rPr>
+                <w:rFonts w:ascii="Times New Roman" w:hAnsi="Times New Roman"/>
+                <w:b/>
+                <w:sz w:val="20"/>
+                <w:lang w:val="en-US"/>
+              </w:rPr>
+              <w:t>ull_name</w:t>
             </w:r>
             <w:proofErr w:type="spellEnd"/>
             <w:r>
@@ -10348,30 +10470,86 @@
               </w:rPr>
               <w:t xml:space="preserve"> </w:t>
             </w:r>
-            <w:r>
-              <w:rPr>
-                <w:rFonts w:ascii="Times New Roman" w:hAnsi="Times New Roman"/>
-                <w:b/>
-                <w:sz w:val="20"/>
-              </w:rPr>
-              <w:t>Посада_1</w:t>
-            </w:r>
-            <w:r>
-              <w:rPr>
-                <w:rFonts w:ascii="Times New Roman" w:hAnsi="Times New Roman"/>
-                <w:b/>
-                <w:sz w:val="20"/>
+            <w:proofErr w:type="spellStart"/>
+            <w:r>
+              <w:rPr>
+                <w:rFonts w:ascii="Times New Roman" w:hAnsi="Times New Roman"/>
+                <w:b/>
+                <w:sz w:val="20"/>
+                <w:lang w:val="en-US"/>
+              </w:rPr>
+              <w:t>p</w:t>
+            </w:r>
+            <w:r>
+              <w:rPr>
+                <w:rFonts w:ascii="Times New Roman" w:hAnsi="Times New Roman"/>
+                <w:b/>
+                <w:sz w:val="20"/>
+                <w:lang w:val="en-US"/>
+              </w:rPr>
+              <w:t>u</w:t>
+            </w:r>
+            <w:r>
+              <w:rPr>
+                <w:rFonts w:ascii="Times New Roman" w:hAnsi="Times New Roman"/>
+                <w:b/>
+                <w:sz w:val="20"/>
+                <w:lang w:val="en-US"/>
+              </w:rPr>
+              <w:t>osition</w:t>
+            </w:r>
+            <w:proofErr w:type="spellEnd"/>
+            <w:r>
+              <w:rPr>
+                <w:rFonts w:ascii="Times New Roman" w:hAnsi="Times New Roman"/>
+                <w:b/>
+                <w:sz w:val="20"/>
+                <w:lang w:val="en-US"/>
               </w:rPr>
               <w:t xml:space="preserve"> </w:t>
             </w:r>
-            <w:r>
-              <w:rPr>
-                <w:rFonts w:ascii="Times New Roman" w:hAnsi="Times New Roman"/>
-                <w:b/>
-                <w:sz w:val="20"/>
-              </w:rPr>
-              <w:t>Орган</w:t>
-            </w:r>
+            <w:proofErr w:type="spellStart"/>
+            <w:r>
+              <w:rPr>
+                <w:rFonts w:ascii="Times New Roman" w:hAnsi="Times New Roman"/>
+                <w:b/>
+                <w:bCs/>
+                <w:sz w:val="20"/>
+                <w:lang w:val="en-US" w:eastAsia="uk-UA"/>
+              </w:rPr>
+              <w:t>o</w:t>
+            </w:r>
+            <w:r>
+              <w:rPr>
+                <w:rFonts w:ascii="Times New Roman" w:hAnsi="Times New Roman"/>
+                <w:b/>
+                <w:bCs/>
+                <w:sz w:val="20"/>
+                <w:lang w:val="en-US" w:eastAsia="uk-UA"/>
+              </w:rPr>
+              <w:t>u</w:t>
+            </w:r>
+            <w:r>
+              <w:rPr>
+                <w:rFonts w:ascii="Times New Roman" w:hAnsi="Times New Roman"/>
+                <w:b/>
+                <w:bCs/>
+                <w:sz w:val="20"/>
+                <w:lang w:val="en-US" w:eastAsia="uk-UA"/>
+              </w:rPr>
+              <w:t>rganiz</w:t>
+            </w:r>
+            <w:r>
+              <w:rPr>
+                <w:rFonts w:ascii="Times New Roman" w:hAnsi="Times New Roman"/>
+                <w:b/>
+                <w:bCs/>
+                <w:sz w:val="20"/>
+                <w:lang w:val="en-US" w:eastAsia="uk-UA"/>
+              </w:rPr>
+              <w:t>ation</w:t>
+            </w:r>
+            <w:proofErr w:type="spellEnd"/>
           </w:p>
         </w:tc>
       </w:tr>
@@ -10568,7 +10746,7 @@
         </w:tblPrEx>
         <w:trPr>
           <w:cantSplit/>
-          <w:trHeight w:hRule="exact" w:val="1452"/>
+          <w:trHeight w:hRule="exact" w:val="255"/>
         </w:trPr>
         <w:tc>
           <w:tcPr>
@@ -10625,25 +10803,7 @@
                 <w:sz w:val="20"/>
                 <w:lang w:val="en-US"/>
               </w:rPr>
-              <w:t>u-p-i</w:t>
-            </w:r>
-            <w:r>
-              <w:rPr>
-                <w:rFonts w:ascii="Times New Roman" w:hAnsi="Times New Roman"/>
-                <w:b/>
-                <w:sz w:val="20"/>
-                <w:lang w:val="en-US"/>
-              </w:rPr>
-              <w:t>-</w:t>
-            </w:r>
-            <w:r>
-              <w:rPr>
-                <w:rFonts w:ascii="Times New Roman" w:hAnsi="Times New Roman"/>
-                <w:b/>
-                <w:sz w:val="20"/>
-                <w:lang w:val="en-US"/>
-              </w:rPr>
-              <w:t>1</w:t>
+              <w:t>z-1</w:t>
             </w:r>
           </w:p>
         </w:tc>
@@ -10674,7 +10834,16 @@
                 <w:sz w:val="20"/>
                 <w:lang w:val="en-US"/>
               </w:rPr>
-              <w:t>u-p-i-2</w:t>
+              <w:t>z</w:t>
+            </w:r>
+            <w:r>
+              <w:rPr>
+                <w:rFonts w:ascii="Times New Roman" w:hAnsi="Times New Roman"/>
+                <w:b/>
+                <w:sz w:val="20"/>
+                <w:lang w:val="en-US"/>
+              </w:rPr>
+              <w:t>-2</w:t>
             </w:r>
           </w:p>
         </w:tc>
@@ -10705,7 +10874,16 @@
                 <w:sz w:val="20"/>
                 <w:lang w:val="en-US"/>
               </w:rPr>
-              <w:t>u-p-i-3</w:t>
+              <w:t>z</w:t>
+            </w:r>
+            <w:r>
+              <w:rPr>
+                <w:rFonts w:ascii="Times New Roman" w:hAnsi="Times New Roman"/>
+                <w:b/>
+                <w:sz w:val="20"/>
+                <w:lang w:val="en-US"/>
+              </w:rPr>
+              <w:t>-3</w:t>
             </w:r>
           </w:p>
         </w:tc>
@@ -10736,7 +10914,16 @@
                 <w:sz w:val="20"/>
                 <w:lang w:val="en-US"/>
               </w:rPr>
-              <w:t>u-p-i-4</w:t>
+              <w:t>z</w:t>
+            </w:r>
+            <w:r>
+              <w:rPr>
+                <w:rFonts w:ascii="Times New Roman" w:hAnsi="Times New Roman"/>
+                <w:b/>
+                <w:sz w:val="20"/>
+                <w:lang w:val="en-US"/>
+              </w:rPr>
+              <w:t>-4</w:t>
             </w:r>
           </w:p>
         </w:tc>
@@ -10767,7 +10954,16 @@
                 <w:sz w:val="20"/>
                 <w:lang w:val="en-US"/>
               </w:rPr>
-              <w:t>u-p-i-5</w:t>
+              <w:t>z</w:t>
+            </w:r>
+            <w:r>
+              <w:rPr>
+                <w:rFonts w:ascii="Times New Roman" w:hAnsi="Times New Roman"/>
+                <w:b/>
+                <w:sz w:val="20"/>
+                <w:lang w:val="en-US"/>
+              </w:rPr>
+              <w:t>-5</w:t>
             </w:r>
           </w:p>
         </w:tc>
@@ -10799,7 +10995,25 @@
                 <w:sz w:val="20"/>
                 <w:lang w:val="en-US"/>
               </w:rPr>
-              <w:t>user_region</w:t>
+              <w:t>r</w:t>
+            </w:r>
+            <w:r>
+              <w:rPr>
+                <w:rFonts w:ascii="Times New Roman" w:hAnsi="Times New Roman"/>
+                <w:b/>
+                <w:sz w:val="20"/>
+                <w:lang w:val="en-US"/>
+              </w:rPr>
+              <w:t>u</w:t>
+            </w:r>
+            <w:r>
+              <w:rPr>
+                <w:rFonts w:ascii="Times New Roman" w:hAnsi="Times New Roman"/>
+                <w:b/>
+                <w:sz w:val="20"/>
+                <w:lang w:val="en-US"/>
+              </w:rPr>
+              <w:t>egion</w:t>
             </w:r>
             <w:proofErr w:type="spellEnd"/>
           </w:p>
@@ -10832,7 +11046,25 @@
                 <w:sz w:val="20"/>
                 <w:lang w:val="en-US"/>
               </w:rPr>
-              <w:t>user_district</w:t>
+              <w:t>d</w:t>
+            </w:r>
+            <w:r>
+              <w:rPr>
+                <w:rFonts w:ascii="Times New Roman" w:hAnsi="Times New Roman"/>
+                <w:b/>
+                <w:sz w:val="20"/>
+                <w:lang w:val="en-US"/>
+              </w:rPr>
+              <w:t>u</w:t>
+            </w:r>
+            <w:r>
+              <w:rPr>
+                <w:rFonts w:ascii="Times New Roman" w:hAnsi="Times New Roman"/>
+                <w:b/>
+                <w:sz w:val="20"/>
+                <w:lang w:val="en-US"/>
+              </w:rPr>
+              <w:t>istrict</w:t>
             </w:r>
             <w:proofErr w:type="spellEnd"/>
           </w:p>
@@ -10902,7 +11134,7 @@
         </w:tc>
         <w:tc>
           <w:tcPr>
-            <w:tcW w:w="4666" w:type="dxa"/>
+            <w:tcW w:w="4971" w:type="dxa"/>
             <w:gridSpan w:val="5"/>
             <w:tcBorders>
               <w:top w:val="nil"/>
@@ -10931,7 +11163,7 @@
         </w:tc>
         <w:tc>
           <w:tcPr>
-            <w:tcW w:w="1051" w:type="dxa"/>
+            <w:tcW w:w="746" w:type="dxa"/>
             <w:tcBorders>
               <w:top w:val="nil"/>
               <w:bottom w:val="nil"/>
@@ -11078,14 +11310,32 @@
                 <w:sz w:val="20"/>
                 <w:lang w:val="en-US"/>
               </w:rPr>
-              <w:t>user_village</w:t>
+              <w:t>v</w:t>
+            </w:r>
+            <w:r>
+              <w:rPr>
+                <w:rFonts w:ascii="Times New Roman" w:hAnsi="Times New Roman"/>
+                <w:b/>
+                <w:sz w:val="20"/>
+                <w:lang w:val="en-US"/>
+              </w:rPr>
+              <w:t>u</w:t>
+            </w:r>
+            <w:r>
+              <w:rPr>
+                <w:rFonts w:ascii="Times New Roman" w:hAnsi="Times New Roman"/>
+                <w:b/>
+                <w:sz w:val="20"/>
+                <w:lang w:val="en-US"/>
+              </w:rPr>
+              <w:t>illage</w:t>
             </w:r>
             <w:proofErr w:type="spellEnd"/>
           </w:p>
         </w:tc>
         <w:tc>
           <w:tcPr>
-            <w:tcW w:w="4666" w:type="dxa"/>
+            <w:tcW w:w="4971" w:type="dxa"/>
             <w:gridSpan w:val="5"/>
             <w:tcBorders>
               <w:top w:val="single" w:sz="4" w:space="0" w:color="auto"/>
@@ -11104,7 +11354,6 @@
                 <w:lang w:val="en-US"/>
               </w:rPr>
             </w:pPr>
-            <w:proofErr w:type="spellStart"/>
             <w:r>
               <w:rPr>
                 <w:rFonts w:ascii="Times New Roman" w:hAnsi="Times New Roman"/>
@@ -11112,14 +11361,15 @@
                 <w:sz w:val="20"/>
                 <w:lang w:val="en-US"/>
               </w:rPr>
-              <w:t>user_street</w:t>
-            </w:r>
-            <w:proofErr w:type="spellEnd"/>
-          </w:p>
-        </w:tc>
-        <w:tc>
-          <w:tcPr>
-            <w:tcW w:w="1051" w:type="dxa"/>
+              <w:t>sutreet</w:t>
+            </w:r>
+            <w:bookmarkStart w:id="0" w:name="_GoBack"/>
+            <w:bookmarkEnd w:id="0"/>
+          </w:p>
+        </w:tc>
+        <w:tc>
+          <w:tcPr>
+            <w:tcW w:w="746" w:type="dxa"/>
             <w:tcBorders>
               <w:top w:val="single" w:sz="4" w:space="0" w:color="auto"/>
               <w:left w:val="single" w:sz="4" w:space="0" w:color="auto"/>
@@ -11153,7 +11403,7 @@
                 <w:sz w:val="20"/>
                 <w:lang w:val="en-US"/>
               </w:rPr>
-              <w:t>_h</w:t>
+              <w:t>a</w:t>
             </w:r>
             <w:r>
               <w:rPr>
@@ -11162,7 +11412,7 @@
                 <w:sz w:val="20"/>
                 <w:lang w:val="en-US"/>
               </w:rPr>
-              <w:t>ouse</w:t>
+              <w:t>h</w:t>
             </w:r>
           </w:p>
         </w:tc>
@@ -11392,7 +11642,25 @@
                 <w:sz w:val="20"/>
                 <w:lang w:val="en-US"/>
               </w:rPr>
-              <w:t>user_phone</w:t>
+              <w:t>p</w:t>
+            </w:r>
+            <w:r>
+              <w:rPr>
+                <w:rFonts w:ascii="Times New Roman" w:hAnsi="Times New Roman"/>
+                <w:b/>
+                <w:sz w:val="20"/>
+                <w:lang w:val="en-US"/>
+              </w:rPr>
+              <w:t>u</w:t>
+            </w:r>
+            <w:r>
+              <w:rPr>
+                <w:rFonts w:ascii="Times New Roman" w:hAnsi="Times New Roman"/>
+                <w:b/>
+                <w:sz w:val="20"/>
+                <w:lang w:val="en-US"/>
+              </w:rPr>
+              <w:t>hone</w:t>
             </w:r>
             <w:proofErr w:type="spellEnd"/>
           </w:p>
@@ -11662,7 +11930,6 @@
                 <w:lang w:val="en-US"/>
               </w:rPr>
             </w:pPr>
-            <w:proofErr w:type="spellStart"/>
             <w:r>
               <w:rPr>
                 <w:rFonts w:ascii="Times New Roman" w:hAnsi="Times New Roman"/>
@@ -11670,9 +11937,26 @@
                 <w:sz w:val="20"/>
                 <w:lang w:val="en-US"/>
               </w:rPr>
-              <w:t>user_full_name</w:t>
-            </w:r>
-            <w:proofErr w:type="spellEnd"/>
+              <w:t>f</w:t>
+            </w:r>
+            <w:r>
+              <w:rPr>
+                <w:rFonts w:ascii="Times New Roman" w:hAnsi="Times New Roman"/>
+                <w:b/>
+                <w:sz w:val="20"/>
+                <w:lang w:val="en-US"/>
+              </w:rPr>
+              <w:t>u</w:t>
+            </w:r>
+            <w:r>
+              <w:rPr>
+                <w:rFonts w:ascii="Times New Roman" w:hAnsi="Times New Roman"/>
+                <w:b/>
+                <w:sz w:val="20"/>
+                <w:lang w:val="en-US"/>
+              </w:rPr>
+              <w:t>ull_name</w:t>
+            </w:r>
           </w:p>
         </w:tc>
         <w:tc>
@@ -12490,7 +12774,7 @@
 </file>
 
 <file path=word/endnotes.xml><?xml version="1.0" encoding="utf-8"?>
-<w:endnotes xmlns:wpc="http://schemas.microsoft.com/office/word/2010/wordprocessingCanvas" xmlns:cx="http://schemas.microsoft.com/office/drawing/2014/chartex" xmlns:cx1="http://schemas.microsoft.com/office/drawing/2015/9/8/chartex" xmlns:cx2="http://schemas.microsoft.com/office/drawing/2015/10/21/chartex" xmlns:cx3="http://schemas.microsoft.com/office/drawing/2016/5/9/chartex" xmlns:cx4="http://schemas.microsoft.com/office/drawing/2016/5/10/chartex" xmlns:cx5="http://schemas.microsoft.com/office/drawing/2016/5/11/chartex" xmlns:cx6="http://schemas.microsoft.com/office/drawing/2016/5/12/chartex" xmlns:cx7="http://schemas.microsoft.com/office/drawing/2016/5/13/chartex" xmlns:cx8="http://schemas.microsoft.com/office/drawing/2016/5/14/chartex" xmlns:mc="http://schemas.openxmlformats.org/markup-compatibility/2006" xmlns:aink="http://schemas.microsoft.com/office/drawing/2016/ink" xmlns:am3d="http://schemas.microsoft.com/office/drawing/2017/model3d" xmlns:o="urn:schemas-microsoft-com:office:office" xmlns:oel="http://schemas.microsoft.com/office/2019/extlst" xmlns:r="http://schemas.openxmlformats.org/officeDocument/2006/relationships" xmlns:m="http://schemas.openxmlformats.org/officeDocument/2006/math" xmlns:v="urn:schemas-microsoft-com:vml" xmlns:wp14="http://schemas.microsoft.com/office/word/2010/wordprocessingDrawing" xmlns:wp="http://schemas.openxmlformats.org/drawingml/2006/wordprocessingDrawing" xmlns:w10="urn:schemas-microsoft-com:office:word" xmlns:w="http://schemas.openxmlformats.org/wordprocessingml/2006/main" xmlns:w14="http://schemas.microsoft.com/office/word/2010/wordml" xmlns:w15="http://schemas.microsoft.com/office/word/2012/wordml" xmlns:w16cei="http://schemas.microsoft.com/office/word/2026/wordml/cei" xmlns:w16cex="http://schemas.microsoft.com/office/word/2018/wordml/cex" xmlns:w16cid="http://schemas.microsoft.com/office/word/2016/wordml/cid" xmlns:w16="http://schemas.microsoft.com/office/word/2018/wordml" xmlns:w16du="http://schemas.microsoft.com/office/word/2023/wordml/word16du" xmlns:w16sdtdh="http://schemas.microsoft.com/office/word/2020/wordml/sdtdatahash" xmlns:w16sdtfl="http://schemas.microsoft.com/office/word/2024/wordml/sdtformatlock" xmlns:w16se="http://schemas.microsoft.com/office/word/2015/wordml/symex" xmlns:wpg="http://schemas.microsoft.com/office/word/2010/wordprocessingGroup" xmlns:wpi="http://schemas.microsoft.com/office/word/2010/wordprocessingInk" xmlns:wne="http://schemas.microsoft.com/office/word/2006/wordml" xmlns:wps="http://schemas.microsoft.com/office/word/2010/wordprocessingShape" mc:Ignorable="w14 w15 w16se w16cid w16 w16cex w16sdtdh w16sdtfl w16du wp14">
+<w:endnotes xmlns:wpc="http://schemas.microsoft.com/office/word/2010/wordprocessingCanvas" xmlns:cx="http://schemas.microsoft.com/office/drawing/2014/chartex" xmlns:cx1="http://schemas.microsoft.com/office/drawing/2015/9/8/chartex" xmlns:mc="http://schemas.openxmlformats.org/markup-compatibility/2006" xmlns:o="urn:schemas-microsoft-com:office:office" xmlns:r="http://schemas.openxmlformats.org/officeDocument/2006/relationships" xmlns:m="http://schemas.openxmlformats.org/officeDocument/2006/math" xmlns:v="urn:schemas-microsoft-com:vml" xmlns:wp14="http://schemas.microsoft.com/office/word/2010/wordprocessingDrawing" xmlns:wp="http://schemas.openxmlformats.org/drawingml/2006/wordprocessingDrawing" xmlns:w10="urn:schemas-microsoft-com:office:word" xmlns:w="http://schemas.openxmlformats.org/wordprocessingml/2006/main" xmlns:w14="http://schemas.microsoft.com/office/word/2010/wordml" xmlns:w15="http://schemas.microsoft.com/office/word/2012/wordml" xmlns:w16se="http://schemas.microsoft.com/office/word/2015/wordml/symex" xmlns:wpg="http://schemas.microsoft.com/office/word/2010/wordprocessingGroup" xmlns:wpi="http://schemas.microsoft.com/office/word/2010/wordprocessingInk" xmlns:wne="http://schemas.microsoft.com/office/word/2006/wordml" xmlns:wps="http://schemas.microsoft.com/office/word/2010/wordprocessingShape" mc:Ignorable="w14 w15 w16se wp14">
   <w:endnote w:type="separator" w:id="-1">
     <w:p>
       <w:r>
@@ -12509,7 +12793,7 @@
 </file>
 
 <file path=word/footnotes.xml><?xml version="1.0" encoding="utf-8"?>
-<w:footnotes xmlns:wpc="http://schemas.microsoft.com/office/word/2010/wordprocessingCanvas" xmlns:cx="http://schemas.microsoft.com/office/drawing/2014/chartex" xmlns:cx1="http://schemas.microsoft.com/office/drawing/2015/9/8/chartex" xmlns:cx2="http://schemas.microsoft.com/office/drawing/2015/10/21/chartex" xmlns:cx3="http://schemas.microsoft.com/office/drawing/2016/5/9/chartex" xmlns:cx4="http://schemas.microsoft.com/office/drawing/2016/5/10/chartex" xmlns:cx5="http://schemas.microsoft.com/office/drawing/2016/5/11/chartex" xmlns:cx6="http://schemas.microsoft.com/office/drawing/2016/5/12/chartex" xmlns:cx7="http://schemas.microsoft.com/office/drawing/2016/5/13/chartex" xmlns:cx8="http://schemas.microsoft.com/office/drawing/2016/5/14/chartex" xmlns:mc="http://schemas.openxmlformats.org/markup-compatibility/2006" xmlns:aink="http://schemas.microsoft.com/office/drawing/2016/ink" xmlns:am3d="http://schemas.microsoft.com/office/drawing/2017/model3d" xmlns:o="urn:schemas-microsoft-com:office:office" xmlns:oel="http://schemas.microsoft.com/office/2019/extlst" xmlns:r="http://schemas.openxmlformats.org/officeDocument/2006/relationships" xmlns:m="http://schemas.openxmlformats.org/officeDocument/2006/math" xmlns:v="urn:schemas-microsoft-com:vml" xmlns:wp14="http://schemas.microsoft.com/office/word/2010/wordprocessingDrawing" xmlns:wp="http://schemas.openxmlformats.org/drawingml/2006/wordprocessingDrawing" xmlns:w10="urn:schemas-microsoft-com:office:word" xmlns:w="http://schemas.openxmlformats.org/wordprocessingml/2006/main" xmlns:w14="http://schemas.microsoft.com/office/word/2010/wordml" xmlns:w15="http://schemas.microsoft.com/office/word/2012/wordml" xmlns:w16cei="http://schemas.microsoft.com/office/word/2026/wordml/cei" xmlns:w16cex="http://schemas.microsoft.com/office/word/2018/wordml/cex" xmlns:w16cid="http://schemas.microsoft.com/office/word/2016/wordml/cid" xmlns:w16="http://schemas.microsoft.com/office/word/2018/wordml" xmlns:w16du="http://schemas.microsoft.com/office/word/2023/wordml/word16du" xmlns:w16sdtdh="http://schemas.microsoft.com/office/word/2020/wordml/sdtdatahash" xmlns:w16sdtfl="http://schemas.microsoft.com/office/word/2024/wordml/sdtformatlock" xmlns:w16se="http://schemas.microsoft.com/office/word/2015/wordml/symex" xmlns:wpg="http://schemas.microsoft.com/office/word/2010/wordprocessingGroup" xmlns:wpi="http://schemas.microsoft.com/office/word/2010/wordprocessingInk" xmlns:wne="http://schemas.microsoft.com/office/word/2006/wordml" xmlns:wps="http://schemas.microsoft.com/office/word/2010/wordprocessingShape" mc:Ignorable="w14 w15 w16se w16cid w16 w16cex w16sdtdh w16sdtfl w16du wp14">
+<w:footnotes xmlns:wpc="http://schemas.microsoft.com/office/word/2010/wordprocessingCanvas" xmlns:cx="http://schemas.microsoft.com/office/drawing/2014/chartex" xmlns:cx1="http://schemas.microsoft.com/office/drawing/2015/9/8/chartex" xmlns:mc="http://schemas.openxmlformats.org/markup-compatibility/2006" xmlns:o="urn:schemas-microsoft-com:office:office" xmlns:r="http://schemas.openxmlformats.org/officeDocument/2006/relationships" xmlns:m="http://schemas.openxmlformats.org/officeDocument/2006/math" xmlns:v="urn:schemas-microsoft-com:vml" xmlns:wp14="http://schemas.microsoft.com/office/word/2010/wordprocessingDrawing" xmlns:wp="http://schemas.openxmlformats.org/drawingml/2006/wordprocessingDrawing" xmlns:w10="urn:schemas-microsoft-com:office:word" xmlns:w="http://schemas.openxmlformats.org/wordprocessingml/2006/main" xmlns:w14="http://schemas.microsoft.com/office/word/2010/wordml" xmlns:w15="http://schemas.microsoft.com/office/word/2012/wordml" xmlns:w16se="http://schemas.microsoft.com/office/word/2015/wordml/symex" xmlns:wpg="http://schemas.microsoft.com/office/word/2010/wordprocessingGroup" xmlns:wpi="http://schemas.microsoft.com/office/word/2010/wordprocessingInk" xmlns:wne="http://schemas.microsoft.com/office/word/2006/wordml" xmlns:wps="http://schemas.microsoft.com/office/word/2010/wordprocessingShape" mc:Ignorable="w14 w15 w16se wp14">
   <w:footnote w:type="separator" w:id="-1">
     <w:p>
       <w:r>
@@ -12528,7 +12812,7 @@
 </file>
 
 <file path=word/header1.xml><?xml version="1.0" encoding="utf-8"?>
-<w:hdr xmlns:wpc="http://schemas.microsoft.com/office/word/2010/wordprocessingCanvas" xmlns:cx="http://schemas.microsoft.com/office/drawing/2014/chartex" xmlns:cx1="http://schemas.microsoft.com/office/drawing/2015/9/8/chartex" xmlns:cx2="http://schemas.microsoft.com/office/drawing/2015/10/21/chartex" xmlns:cx3="http://schemas.microsoft.com/office/drawing/2016/5/9/chartex" xmlns:cx4="http://schemas.microsoft.com/office/drawing/2016/5/10/chartex" xmlns:cx5="http://schemas.microsoft.com/office/drawing/2016/5/11/chartex" xmlns:cx6="http://schemas.microsoft.com/office/drawing/2016/5/12/chartex" xmlns:cx7="http://schemas.microsoft.com/office/drawing/2016/5/13/chartex" xmlns:cx8="http://schemas.microsoft.com/office/drawing/2016/5/14/chartex" xmlns:mc="http://schemas.openxmlformats.org/markup-compatibility/2006" xmlns:aink="http://schemas.microsoft.com/office/drawing/2016/ink" xmlns:am3d="http://schemas.microsoft.com/office/drawing/2017/model3d" xmlns:o="urn:schemas-microsoft-com:office:office" xmlns:oel="http://schemas.microsoft.com/office/2019/extlst" xmlns:r="http://schemas.openxmlformats.org/officeDocument/2006/relationships" xmlns:m="http://schemas.openxmlformats.org/officeDocument/2006/math" xmlns:v="urn:schemas-microsoft-com:vml" xmlns:wp14="http://schemas.microsoft.com/office/word/2010/wordprocessingDrawing" xmlns:wp="http://schemas.openxmlformats.org/drawingml/2006/wordprocessingDrawing" xmlns:w10="urn:schemas-microsoft-com:office:word" xmlns:w="http://schemas.openxmlformats.org/wordprocessingml/2006/main" xmlns:w14="http://schemas.microsoft.com/office/word/2010/wordml" xmlns:w15="http://schemas.microsoft.com/office/word/2012/wordml" xmlns:w16cei="http://schemas.microsoft.com/office/word/2026/wordml/cei" xmlns:w16cex="http://schemas.microsoft.com/office/word/2018/wordml/cex" xmlns:w16cid="http://schemas.microsoft.com/office/word/2016/wordml/cid" xmlns:w16="http://schemas.microsoft.com/office/word/2018/wordml" xmlns:w16du="http://schemas.microsoft.com/office/word/2023/wordml/word16du" xmlns:w16sdtdh="http://schemas.microsoft.com/office/word/2020/wordml/sdtdatahash" xmlns:w16sdtfl="http://schemas.microsoft.com/office/word/2024/wordml/sdtformatlock" xmlns:w16se="http://schemas.microsoft.com/office/word/2015/wordml/symex" xmlns:wpg="http://schemas.microsoft.com/office/word/2010/wordprocessingGroup" xmlns:wpi="http://schemas.microsoft.com/office/word/2010/wordprocessingInk" xmlns:wne="http://schemas.microsoft.com/office/word/2006/wordml" xmlns:wps="http://schemas.microsoft.com/office/word/2010/wordprocessingShape" mc:Ignorable="w14 w15 w16se w16cid w16 w16cex w16sdtdh w16sdtfl w16du wp14">
+<w:hdr xmlns:wpc="http://schemas.microsoft.com/office/word/2010/wordprocessingCanvas" xmlns:cx="http://schemas.microsoft.com/office/drawing/2014/chartex" xmlns:cx1="http://schemas.microsoft.com/office/drawing/2015/9/8/chartex" xmlns:mc="http://schemas.openxmlformats.org/markup-compatibility/2006" xmlns:o="urn:schemas-microsoft-com:office:office" xmlns:r="http://schemas.openxmlformats.org/officeDocument/2006/relationships" xmlns:m="http://schemas.openxmlformats.org/officeDocument/2006/math" xmlns:v="urn:schemas-microsoft-com:vml" xmlns:wp14="http://schemas.microsoft.com/office/word/2010/wordprocessingDrawing" xmlns:wp="http://schemas.openxmlformats.org/drawingml/2006/wordprocessingDrawing" xmlns:w10="urn:schemas-microsoft-com:office:word" xmlns:w="http://schemas.openxmlformats.org/wordprocessingml/2006/main" xmlns:w14="http://schemas.microsoft.com/office/word/2010/wordml" xmlns:w15="http://schemas.microsoft.com/office/word/2012/wordml" xmlns:w16se="http://schemas.microsoft.com/office/word/2015/wordml/symex" xmlns:wpg="http://schemas.microsoft.com/office/word/2010/wordprocessingGroup" xmlns:wpi="http://schemas.microsoft.com/office/word/2010/wordprocessingInk" xmlns:wne="http://schemas.microsoft.com/office/word/2006/wordml" xmlns:wps="http://schemas.microsoft.com/office/word/2010/wordprocessingShape" mc:Ignorable="w14 w15 w16se wp14">
   <w:p>
     <w:pPr>
       <w:framePr w:wrap="around" w:vAnchor="text" w:hAnchor="margin" w:xAlign="center" w:y="1"/>
@@ -12557,7 +12841,7 @@
 </file>
 
 <file path=word/header2.xml><?xml version="1.0" encoding="utf-8"?>
-<w:hdr xmlns:wpc="http://schemas.microsoft.com/office/word/2010/wordprocessingCanvas" xmlns:cx="http://schemas.microsoft.com/office/drawing/2014/chartex" xmlns:cx1="http://schemas.microsoft.com/office/drawing/2015/9/8/chartex" xmlns:cx2="http://schemas.microsoft.com/office/drawing/2015/10/21/chartex" xmlns:cx3="http://schemas.microsoft.com/office/drawing/2016/5/9/chartex" xmlns:cx4="http://schemas.microsoft.com/office/drawing/2016/5/10/chartex" xmlns:cx5="http://schemas.microsoft.com/office/drawing/2016/5/11/chartex" xmlns:cx6="http://schemas.microsoft.com/office/drawing/2016/5/12/chartex" xmlns:cx7="http://schemas.microsoft.com/office/drawing/2016/5/13/chartex" xmlns:cx8="http://schemas.microsoft.com/office/drawing/2016/5/14/chartex" xmlns:mc="http://schemas.openxmlformats.org/markup-compatibility/2006" xmlns:aink="http://schemas.microsoft.com/office/drawing/2016/ink" xmlns:am3d="http://schemas.microsoft.com/office/drawing/2017/model3d" xmlns:o="urn:schemas-microsoft-com:office:office" xmlns:oel="http://schemas.microsoft.com/office/2019/extlst" xmlns:r="http://schemas.openxmlformats.org/officeDocument/2006/relationships" xmlns:m="http://schemas.openxmlformats.org/officeDocument/2006/math" xmlns:v="urn:schemas-microsoft-com:vml" xmlns:wp14="http://schemas.microsoft.com/office/word/2010/wordprocessingDrawing" xmlns:wp="http://schemas.openxmlformats.org/drawingml/2006/wordprocessingDrawing" xmlns:w10="urn:schemas-microsoft-com:office:word" xmlns:w="http://schemas.openxmlformats.org/wordprocessingml/2006/main" xmlns:w14="http://schemas.microsoft.com/office/word/2010/wordml" xmlns:w15="http://schemas.microsoft.com/office/word/2012/wordml" xmlns:w16cei="http://schemas.microsoft.com/office/word/2026/wordml/cei" xmlns:w16cex="http://schemas.microsoft.com/office/word/2018/wordml/cex" xmlns:w16cid="http://schemas.microsoft.com/office/word/2016/wordml/cid" xmlns:w16="http://schemas.microsoft.com/office/word/2018/wordml" xmlns:w16du="http://schemas.microsoft.com/office/word/2023/wordml/word16du" xmlns:w16sdtdh="http://schemas.microsoft.com/office/word/2020/wordml/sdtdatahash" xmlns:w16sdtfl="http://schemas.microsoft.com/office/word/2024/wordml/sdtformatlock" xmlns:w16se="http://schemas.microsoft.com/office/word/2015/wordml/symex" xmlns:wpg="http://schemas.microsoft.com/office/word/2010/wordprocessingGroup" xmlns:wpi="http://schemas.microsoft.com/office/word/2010/wordprocessingInk" xmlns:wne="http://schemas.microsoft.com/office/word/2006/wordml" xmlns:wps="http://schemas.microsoft.com/office/word/2010/wordprocessingShape" mc:Ignorable="w14 w15 w16se w16cid w16 w16cex w16sdtdh w16sdtfl w16du wp14">
+<w:hdr xmlns:wpc="http://schemas.microsoft.com/office/word/2010/wordprocessingCanvas" xmlns:cx="http://schemas.microsoft.com/office/drawing/2014/chartex" xmlns:cx1="http://schemas.microsoft.com/office/drawing/2015/9/8/chartex" xmlns:mc="http://schemas.openxmlformats.org/markup-compatibility/2006" xmlns:o="urn:schemas-microsoft-com:office:office" xmlns:r="http://schemas.openxmlformats.org/officeDocument/2006/relationships" xmlns:m="http://schemas.openxmlformats.org/officeDocument/2006/math" xmlns:v="urn:schemas-microsoft-com:vml" xmlns:wp14="http://schemas.microsoft.com/office/word/2010/wordprocessingDrawing" xmlns:wp="http://schemas.openxmlformats.org/drawingml/2006/wordprocessingDrawing" xmlns:w10="urn:schemas-microsoft-com:office:word" xmlns:w="http://schemas.openxmlformats.org/wordprocessingml/2006/main" xmlns:w14="http://schemas.microsoft.com/office/word/2010/wordml" xmlns:w15="http://schemas.microsoft.com/office/word/2012/wordml" xmlns:w16se="http://schemas.microsoft.com/office/word/2015/wordml/symex" xmlns:wpg="http://schemas.microsoft.com/office/word/2010/wordprocessingGroup" xmlns:wpi="http://schemas.microsoft.com/office/word/2010/wordprocessingInk" xmlns:wne="http://schemas.microsoft.com/office/word/2006/wordml" xmlns:wps="http://schemas.microsoft.com/office/word/2010/wordprocessingShape" mc:Ignorable="w14 w15 w16se wp14">
   <w:p>
     <w:pPr>
       <w:framePr w:wrap="around" w:vAnchor="text" w:hAnchor="margin" w:xAlign="center" w:y="1"/>
@@ -12593,7 +12877,7 @@
         <w:sz w:val="24"/>
         <w:szCs w:val="24"/>
       </w:rPr>
-      <w:t>2</w:t>
+      <w:t>3</w:t>
     </w:r>
     <w:r>
       <w:rPr>
@@ -12626,7 +12910,7 @@
 </file>
 
 <file path=word/header3.xml><?xml version="1.0" encoding="utf-8"?>
-<w:hdr xmlns:wpc="http://schemas.microsoft.com/office/word/2010/wordprocessingCanvas" xmlns:cx="http://schemas.microsoft.com/office/drawing/2014/chartex" xmlns:cx1="http://schemas.microsoft.com/office/drawing/2015/9/8/chartex" xmlns:cx2="http://schemas.microsoft.com/office/drawing/2015/10/21/chartex" xmlns:cx3="http://schemas.microsoft.com/office/drawing/2016/5/9/chartex" xmlns:cx4="http://schemas.microsoft.com/office/drawing/2016/5/10/chartex" xmlns:cx5="http://schemas.microsoft.com/office/drawing/2016/5/11/chartex" xmlns:cx6="http://schemas.microsoft.com/office/drawing/2016/5/12/chartex" xmlns:cx7="http://schemas.microsoft.com/office/drawing/2016/5/13/chartex" xmlns:cx8="http://schemas.microsoft.com/office/drawing/2016/5/14/chartex" xmlns:mc="http://schemas.openxmlformats.org/markup-compatibility/2006" xmlns:aink="http://schemas.microsoft.com/office/drawing/2016/ink" xmlns:am3d="http://schemas.microsoft.com/office/drawing/2017/model3d" xmlns:o="urn:schemas-microsoft-com:office:office" xmlns:oel="http://schemas.microsoft.com/office/2019/extlst" xmlns:r="http://schemas.openxmlformats.org/officeDocument/2006/relationships" xmlns:m="http://schemas.openxmlformats.org/officeDocument/2006/math" xmlns:v="urn:schemas-microsoft-com:vml" xmlns:wp14="http://schemas.microsoft.com/office/word/2010/wordprocessingDrawing" xmlns:wp="http://schemas.openxmlformats.org/drawingml/2006/wordprocessingDrawing" xmlns:w10="urn:schemas-microsoft-com:office:word" xmlns:w="http://schemas.openxmlformats.org/wordprocessingml/2006/main" xmlns:w14="http://schemas.microsoft.com/office/word/2010/wordml" xmlns:w15="http://schemas.microsoft.com/office/word/2012/wordml" xmlns:w16cei="http://schemas.microsoft.com/office/word/2026/wordml/cei" xmlns:w16cex="http://schemas.microsoft.com/office/word/2018/wordml/cex" xmlns:w16cid="http://schemas.microsoft.com/office/word/2016/wordml/cid" xmlns:w16="http://schemas.microsoft.com/office/word/2018/wordml" xmlns:w16du="http://schemas.microsoft.com/office/word/2023/wordml/word16du" xmlns:w16sdtdh="http://schemas.microsoft.com/office/word/2020/wordml/sdtdatahash" xmlns:w16sdtfl="http://schemas.microsoft.com/office/word/2024/wordml/sdtformatlock" xmlns:w16se="http://schemas.microsoft.com/office/word/2015/wordml/symex" xmlns:wpg="http://schemas.microsoft.com/office/word/2010/wordprocessingGroup" xmlns:wpi="http://schemas.microsoft.com/office/word/2010/wordprocessingInk" xmlns:wne="http://schemas.microsoft.com/office/word/2006/wordml" xmlns:wps="http://schemas.microsoft.com/office/word/2010/wordprocessingShape" mc:Ignorable="w14 w15 w16se w16cid w16 w16cex w16sdtdh w16sdtfl w16du wp14">
+<w:hdr xmlns:wpc="http://schemas.microsoft.com/office/word/2010/wordprocessingCanvas" xmlns:cx="http://schemas.microsoft.com/office/drawing/2014/chartex" xmlns:cx1="http://schemas.microsoft.com/office/drawing/2015/9/8/chartex" xmlns:mc="http://schemas.openxmlformats.org/markup-compatibility/2006" xmlns:o="urn:schemas-microsoft-com:office:office" xmlns:r="http://schemas.openxmlformats.org/officeDocument/2006/relationships" xmlns:m="http://schemas.openxmlformats.org/officeDocument/2006/math" xmlns:v="urn:schemas-microsoft-com:vml" xmlns:wp14="http://schemas.microsoft.com/office/word/2010/wordprocessingDrawing" xmlns:wp="http://schemas.openxmlformats.org/drawingml/2006/wordprocessingDrawing" xmlns:w10="urn:schemas-microsoft-com:office:word" xmlns:w="http://schemas.openxmlformats.org/wordprocessingml/2006/main" xmlns:w14="http://schemas.microsoft.com/office/word/2010/wordml" xmlns:w15="http://schemas.microsoft.com/office/word/2012/wordml" xmlns:w16se="http://schemas.microsoft.com/office/word/2015/wordml/symex" xmlns:wpg="http://schemas.microsoft.com/office/word/2010/wordprocessingGroup" xmlns:wpi="http://schemas.microsoft.com/office/word/2010/wordprocessingInk" xmlns:wne="http://schemas.microsoft.com/office/word/2006/wordml" xmlns:wps="http://schemas.microsoft.com/office/word/2010/wordprocessingShape" mc:Ignorable="w14 w15 w16se wp14">
   <w:p>
     <w:pPr>
       <w:pStyle w:val="ShapkaDocumentu"/>
@@ -12672,7 +12956,7 @@
 </file>
 
 <file path=word/styles.xml><?xml version="1.0" encoding="utf-8"?>
-<w:styles xmlns:mc="http://schemas.openxmlformats.org/markup-compatibility/2006" xmlns:r="http://schemas.openxmlformats.org/officeDocument/2006/relationships" xmlns:w="http://schemas.openxmlformats.org/wordprocessingml/2006/main" xmlns:w14="http://schemas.microsoft.com/office/word/2010/wordml" xmlns:w15="http://schemas.microsoft.com/office/word/2012/wordml" xmlns:w16cex="http://schemas.microsoft.com/office/word/2018/wordml/cex" xmlns:w16cid="http://schemas.microsoft.com/office/word/2016/wordml/cid" xmlns:w16="http://schemas.microsoft.com/office/word/2018/wordml" xmlns:w16du="http://schemas.microsoft.com/office/word/2023/wordml/word16du" xmlns:w16sdtdh="http://schemas.microsoft.com/office/word/2020/wordml/sdtdatahash" xmlns:w16sdtfl="http://schemas.microsoft.com/office/word/2024/wordml/sdtformatlock" xmlns:w16se="http://schemas.microsoft.com/office/word/2015/wordml/symex" mc:Ignorable="w14 w15 w16se w16cid w16 w16cex w16sdtdh w16sdtfl w16du">
+<w:styles xmlns:mc="http://schemas.openxmlformats.org/markup-compatibility/2006" xmlns:r="http://schemas.openxmlformats.org/officeDocument/2006/relationships" xmlns:w="http://schemas.openxmlformats.org/wordprocessingml/2006/main" xmlns:w14="http://schemas.microsoft.com/office/word/2010/wordml" xmlns:w15="http://schemas.microsoft.com/office/word/2012/wordml" xmlns:w16se="http://schemas.microsoft.com/office/word/2015/wordml/symex" mc:Ignorable="w14 w15 w16se">
   <w:docDefaults>
     <w:rPrDefault>
       <w:rPr>
@@ -12688,7 +12972,7 @@
       </w:pPr>
     </w:pPrDefault>
   </w:docDefaults>
-  <w:latentStyles w:defLockedState="0" w:defUIPriority="99" w:defSemiHidden="0" w:defUnhideWhenUsed="0" w:defQFormat="0" w:count="376">
+  <w:latentStyles w:defLockedState="0" w:defUIPriority="99" w:defSemiHidden="0" w:defUnhideWhenUsed="0" w:defQFormat="0" w:count="371">
     <w:lsdException w:name="Normal" w:uiPriority="0" w:qFormat="1"/>
     <w:lsdException w:name="heading 1" w:uiPriority="9" w:qFormat="1"/>
     <w:lsdException w:name="heading 2" w:uiPriority="9" w:qFormat="1"/>
@@ -13060,11 +13344,6 @@
     <w:lsdException w:name="List Table 5 Dark Accent 6" w:uiPriority="50"/>
     <w:lsdException w:name="List Table 6 Colorful Accent 6" w:uiPriority="51"/>
     <w:lsdException w:name="List Table 7 Colorful Accent 6" w:uiPriority="52"/>
-    <w:lsdException w:name="Mention" w:semiHidden="1" w:unhideWhenUsed="1"/>
-    <w:lsdException w:name="Smart Hyperlink" w:semiHidden="1" w:unhideWhenUsed="1"/>
-    <w:lsdException w:name="Hashtag" w:semiHidden="1" w:unhideWhenUsed="1"/>
-    <w:lsdException w:name="Unresolved Mention" w:semiHidden="1" w:unhideWhenUsed="1"/>
-    <w:lsdException w:name="Smart Link" w:semiHidden="1" w:unhideWhenUsed="1"/>
   </w:latentStyles>
   <w:style w:type="paragraph" w:default="1" w:styleId="a">
     <w:name w:val="Normal"/>
